--- a/jobs/curry's/KaustubhSonawaneAIEngineer.docx
+++ b/jobs/curry's/KaustubhSonawaneAIEngineer.docx
@@ -314,7 +314,7 @@
           <w:sz w:val="22"/>
           <w:szCs w:val="22"/>
         </w:rPr>
-        <w:t xml:space="preserve">AI Engineer with 3 years of industry experience designing, building and shipping LLM-powered applications and agents for internal business users, from RAG and agentic tool-calling systems on Azure OpenAI to the data, security review and deployment that surround them. Worked directly with business stakeholders, improved applications on real user feedback, acted as de facto team lead for up to 4 interns and was twice recognised internally with Best Team Project (2024, 2025). Recently completed an MSc in Data Science at the University of Bristol, highlighted by an algorithmic dissertation project in partnership with AstraZeneca. Seeking to bring my GenAI, Python and cloud engineering experience to Currys to build practical AI solutions that improve productivity and decision-making across stores, contact centres and operations.</w:t>
+        <w:t>AI Engineer with 3 years of industry experience designing, building and shipping LLM-powered applications and agents for internal business users, from RAG and agentic tool-calling systems on Azure OpenAI to the data, security review and deployment that surround them. Worked directly with business stakeholders, improved applications on real user feedback, acted as de facto team lead for up to 4 interns and was twice recognised internally with Best Team Project (2024, 2025). Recently completed an MSc in Data Science at the University of Bristol, highlighted by an algorithmic dissertation project in partnership with AstraZeneca. Seeking to bring my GenAI, Python and cloud engineering experience to Currys to build practical AI solutions that improve productivity and decision-making across stores, contact centres and operations.</w:t>
       </w:r>
     </w:p>
     <w:p>
@@ -385,17 +385,7 @@
           <w:bCs/>
           <w:lang w:val="en-US"/>
         </w:rPr>
-        <w:t xml:space="preserve">awaiting </w:t>
-      </w:r>
-      <w:proofErr w:type="gramStart"/>
-      <w:r>
-        <w:rPr>
-          <w:rFonts w:ascii="Times New Roman" w:hAnsi="Times New Roman" w:cs="Times New Roman"/>
-          <w:b/>
-          <w:bCs/>
-          <w:lang w:val="en-US"/>
-        </w:rPr>
-        <w:t>result</w:t>
+        <w:t>awaiting result</w:t>
       </w:r>
       <w:r>
         <w:rPr>
@@ -411,15 +401,7 @@
           <w:rFonts w:ascii="Times New Roman" w:hAnsi="Times New Roman" w:cs="Times New Roman"/>
           <w:lang w:val="en-US"/>
         </w:rPr>
-        <w:t xml:space="preserve">   </w:t>
-      </w:r>
-      <w:proofErr w:type="gramEnd"/>
-      <w:r>
-        <w:rPr>
-          <w:rFonts w:ascii="Times New Roman" w:hAnsi="Times New Roman" w:cs="Times New Roman"/>
-          <w:lang w:val="en-US"/>
-        </w:rPr>
-        <w:t xml:space="preserve">               September 202</w:t>
+        <w:t xml:space="preserve">                  September 202</w:t>
       </w:r>
       <w:r>
         <w:rPr>
@@ -755,7 +737,7 @@
           <w:bCs/>
           <w:lang w:val="en-US"/>
         </w:rPr>
-        <w:t xml:space="preserve">Generative AI &amp; Agentic AI Engineer</w:t>
+        <w:t>Generative AI &amp; Agentic AI Engineer</w:t>
       </w:r>
     </w:p>
     <w:p>
@@ -786,7 +768,7 @@
           <w:sz w:val="22"/>
           <w:szCs w:val="22"/>
         </w:rPr>
-        <w:t xml:space="preserve">GenAI applications</w:t>
+        <w:t>GenAI applications</w:t>
       </w:r>
       <w:r>
         <w:rPr>
@@ -804,7 +786,7 @@
           <w:sz w:val="22"/>
           <w:szCs w:val="22"/>
         </w:rPr>
-        <w:t xml:space="preserve">ReactJS</w:t>
+        <w:t>ReactJS</w:t>
       </w:r>
       <w:r>
         <w:rPr>
@@ -822,7 +804,7 @@
           <w:sz w:val="22"/>
           <w:szCs w:val="22"/>
         </w:rPr>
-        <w:t xml:space="preserve">Python FastAPI</w:t>
+        <w:t>Python FastAPI</w:t>
       </w:r>
       <w:r>
         <w:rPr>
@@ -840,7 +822,7 @@
           <w:sz w:val="22"/>
           <w:szCs w:val="22"/>
         </w:rPr>
-        <w:t xml:space="preserve">RAG</w:t>
+        <w:t>RAG</w:t>
       </w:r>
       <w:r>
         <w:rPr>
@@ -858,7 +840,7 @@
           <w:sz w:val="22"/>
           <w:szCs w:val="22"/>
         </w:rPr>
-        <w:t xml:space="preserve">LlamaIndex</w:t>
+        <w:t>LlamaIndex</w:t>
       </w:r>
       <w:r>
         <w:rPr>
@@ -876,7 +858,7 @@
           <w:sz w:val="22"/>
           <w:szCs w:val="22"/>
         </w:rPr>
-        <w:t xml:space="preserve">Azure OpenAI GPT-3.5 &amp; Llama-3</w:t>
+        <w:t>Azure OpenAI GPT-3.5 &amp; Llama-3</w:t>
       </w:r>
       <w:r>
         <w:rPr>
@@ -894,7 +876,7 @@
           <w:sz w:val="22"/>
           <w:szCs w:val="22"/>
         </w:rPr>
-        <w:t xml:space="preserve">Compliance, Client Service and Investment</w:t>
+        <w:t>Compliance, Client Service and Investment</w:t>
       </w:r>
       <w:r>
         <w:rPr>
@@ -933,7 +915,7 @@
           <w:sz w:val="22"/>
           <w:szCs w:val="22"/>
         </w:rPr>
-        <w:t xml:space="preserve">RAG</w:t>
+        <w:t>RAG</w:t>
       </w:r>
       <w:r>
         <w:rPr>
@@ -951,7 +933,7 @@
           <w:sz w:val="22"/>
           <w:szCs w:val="22"/>
         </w:rPr>
-        <w:t xml:space="preserve">pgvector</w:t>
+        <w:t>pgvector</w:t>
       </w:r>
       <w:r>
         <w:rPr>
@@ -969,15 +951,15 @@
           <w:sz w:val="22"/>
           <w:szCs w:val="22"/>
         </w:rPr>
-        <w:t xml:space="preserve">Azure OpenAI embeddings model</w:t>
-      </w:r>
-      <w:r>
-        <w:rPr>
-          <w:rFonts w:ascii="Times New Roman" w:hAnsi="Times New Roman" w:cs="Times New Roman"/>
-          <w:sz w:val="22"/>
-          <w:szCs w:val="22"/>
-        </w:rPr>
-        <w:t xml:space="preserve">, to keep semantic search and retrieval scoped to each department's own documents.</w:t>
+        <w:t>Azure OpenAI embeddings model</w:t>
+      </w:r>
+      <w:r>
+        <w:rPr>
+          <w:rFonts w:ascii="Times New Roman" w:hAnsi="Times New Roman" w:cs="Times New Roman"/>
+          <w:sz w:val="22"/>
+          <w:szCs w:val="22"/>
+        </w:rPr>
+        <w:t>, to keep semantic search and retrieval scoped to each department's own documents.</w:t>
       </w:r>
     </w:p>
     <w:p>
@@ -1008,7 +990,7 @@
           <w:sz w:val="22"/>
           <w:szCs w:val="22"/>
         </w:rPr>
-        <w:t xml:space="preserve">system prompts</w:t>
+        <w:t>system prompts</w:t>
       </w:r>
       <w:r>
         <w:rPr>
@@ -1026,7 +1008,7 @@
           <w:sz w:val="22"/>
           <w:szCs w:val="22"/>
         </w:rPr>
-        <w:t xml:space="preserve">versioned every prompt change in Git</w:t>
+        <w:t>versioned every prompt change in Git</w:t>
       </w:r>
       <w:r>
         <w:rPr>
@@ -1044,7 +1026,7 @@
           <w:sz w:val="22"/>
           <w:szCs w:val="22"/>
         </w:rPr>
-        <w:t xml:space="preserve">Compliance</w:t>
+        <w:t>Compliance</w:t>
       </w:r>
       <w:r>
         <w:rPr>
@@ -1083,7 +1065,7 @@
           <w:sz w:val="22"/>
           <w:szCs w:val="22"/>
         </w:rPr>
-        <w:t xml:space="preserve">agentic tool-calling</w:t>
+        <w:t>agentic tool-calling</w:t>
       </w:r>
       <w:r>
         <w:rPr>
@@ -1101,7 +1083,7 @@
           <w:sz w:val="22"/>
           <w:szCs w:val="22"/>
         </w:rPr>
-        <w:t xml:space="preserve">Python functions</w:t>
+        <w:t>Python functions</w:t>
       </w:r>
       <w:r>
         <w:rPr>
@@ -1119,7 +1101,7 @@
           <w:sz w:val="22"/>
           <w:szCs w:val="22"/>
         </w:rPr>
-        <w:t xml:space="preserve">PDF</w:t>
+        <w:t>PDF</w:t>
       </w:r>
       <w:r>
         <w:rPr>
@@ -1158,7 +1140,7 @@
           <w:sz w:val="22"/>
           <w:szCs w:val="22"/>
         </w:rPr>
-        <w:t xml:space="preserve">self-hosted Llama-3 on a GPU EC2 instance</w:t>
+        <w:t>self-hosted Llama-3 on a GPU EC2 instance</w:t>
       </w:r>
       <w:r>
         <w:rPr>
@@ -1176,7 +1158,7 @@
           <w:sz w:val="22"/>
           <w:szCs w:val="22"/>
         </w:rPr>
-        <w:t xml:space="preserve">Azure OpenAI</w:t>
+        <w:t>Azure OpenAI</w:t>
       </w:r>
       <w:r>
         <w:rPr>
@@ -1220,7 +1202,7 @@
           <w:sz w:val="22"/>
           <w:szCs w:val="22"/>
         </w:rPr>
-        <w:t xml:space="preserve">Python</w:t>
+        <w:t>Python</w:t>
       </w:r>
       <w:r>
         <w:rPr>
@@ -1238,7 +1220,7 @@
           <w:sz w:val="22"/>
           <w:szCs w:val="22"/>
         </w:rPr>
-        <w:t xml:space="preserve">300 daily emails</w:t>
+        <w:t>300 daily emails</w:t>
       </w:r>
       <w:r>
         <w:rPr>
@@ -1256,7 +1238,7 @@
           <w:sz w:val="22"/>
           <w:szCs w:val="22"/>
         </w:rPr>
-        <w:t xml:space="preserve">saving 60 manual analyst hours a month</w:t>
+        <w:t>saving 60 manual analyst hours a month</w:t>
       </w:r>
       <w:r>
         <w:rPr>
@@ -1274,7 +1256,7 @@
           <w:sz w:val="22"/>
           <w:szCs w:val="22"/>
         </w:rPr>
-        <w:t xml:space="preserve">AWS Textract</w:t>
+        <w:t>AWS Textract</w:t>
       </w:r>
       <w:r>
         <w:rPr>
@@ -1292,7 +1274,7 @@
           <w:sz w:val="22"/>
           <w:szCs w:val="22"/>
         </w:rPr>
-        <w:t xml:space="preserve">Azure OpenAI</w:t>
+        <w:t>Azure OpenAI</w:t>
       </w:r>
       <w:r>
         <w:rPr>
@@ -1310,7 +1292,7 @@
           <w:sz w:val="22"/>
           <w:szCs w:val="22"/>
         </w:rPr>
-        <w:t xml:space="preserve">AWS SageMaker</w:t>
+        <w:t>AWS SageMaker</w:t>
       </w:r>
       <w:r>
         <w:rPr>
@@ -1328,7 +1310,7 @@
           <w:sz w:val="22"/>
           <w:szCs w:val="22"/>
         </w:rPr>
-        <w:t xml:space="preserve">EventBridge</w:t>
+        <w:t>EventBridge</w:t>
       </w:r>
       <w:r>
         <w:rPr>
@@ -1346,15 +1328,15 @@
           <w:sz w:val="22"/>
           <w:szCs w:val="22"/>
         </w:rPr>
-        <w:t xml:space="preserve">Lambda</w:t>
-      </w:r>
-      <w:r>
-        <w:rPr>
-          <w:rFonts w:ascii="Times New Roman" w:hAnsi="Times New Roman" w:cs="Times New Roman"/>
-          <w:sz w:val="22"/>
-          <w:szCs w:val="22"/>
-        </w:rPr>
-        <w:t xml:space="preserve">.</w:t>
+        <w:t>Lambda</w:t>
+      </w:r>
+      <w:r>
+        <w:rPr>
+          <w:rFonts w:ascii="Times New Roman" w:hAnsi="Times New Roman" w:cs="Times New Roman"/>
+          <w:sz w:val="22"/>
+          <w:szCs w:val="22"/>
+        </w:rPr>
+        <w:t>.</w:t>
       </w:r>
     </w:p>
     <w:p>
@@ -1376,7 +1358,7 @@
           <w:bCs/>
           <w:lang w:val="en-US"/>
         </w:rPr>
-        <w:t xml:space="preserve">Forward Deployed Engineer &amp; Data Analyst</w:t>
+        <w:t>Forward Deployed Engineer &amp; Data Analyst</w:t>
       </w:r>
     </w:p>
     <w:p>
@@ -1407,7 +1389,7 @@
           <w:sz w:val="22"/>
           <w:szCs w:val="22"/>
         </w:rPr>
-        <w:t xml:space="preserve">Client Service, Compliance and Investment</w:t>
+        <w:t>Client Service, Compliance and Investment</w:t>
       </w:r>
       <w:r>
         <w:rPr>
@@ -1425,7 +1407,7 @@
           <w:sz w:val="22"/>
           <w:szCs w:val="22"/>
         </w:rPr>
-        <w:t xml:space="preserve">de facto team lead</w:t>
+        <w:t>de facto team lead</w:t>
       </w:r>
       <w:r>
         <w:rPr>
@@ -1443,7 +1425,7 @@
           <w:sz w:val="22"/>
           <w:szCs w:val="22"/>
         </w:rPr>
-        <w:t xml:space="preserve">4 interns</w:t>
+        <w:t>4 interns</w:t>
       </w:r>
       <w:r>
         <w:rPr>
@@ -1472,6 +1454,7 @@
           <w:sz w:val="22"/>
           <w:szCs w:val="22"/>
         </w:rPr>
+        <w:lastRenderedPageBreak/>
         <w:t xml:space="preserve">Developed </w:t>
       </w:r>
       <w:r>
@@ -1482,7 +1465,7 @@
           <w:sz w:val="22"/>
           <w:szCs w:val="22"/>
         </w:rPr>
-        <w:t xml:space="preserve">Power BI</w:t>
+        <w:t>Power BI</w:t>
       </w:r>
       <w:r>
         <w:rPr>
@@ -1500,7 +1483,7 @@
           <w:sz w:val="22"/>
           <w:szCs w:val="22"/>
         </w:rPr>
-        <w:t xml:space="preserve">Excel to Power BI</w:t>
+        <w:t>Excel to Power BI</w:t>
       </w:r>
       <w:r>
         <w:rPr>
@@ -1518,7 +1501,7 @@
           <w:sz w:val="22"/>
           <w:szCs w:val="22"/>
         </w:rPr>
-        <w:t xml:space="preserve">10 hours a week</w:t>
+        <w:t>10 hours a week</w:t>
       </w:r>
       <w:r>
         <w:rPr>
@@ -1536,7 +1519,7 @@
           <w:sz w:val="22"/>
           <w:szCs w:val="22"/>
         </w:rPr>
-        <w:t xml:space="preserve">ReactJS</w:t>
+        <w:t>ReactJS</w:t>
       </w:r>
       <w:r>
         <w:rPr>
@@ -1580,7 +1563,7 @@
           <w:szCs w:val="22"/>
           <w:lang w:val="en-US"/>
         </w:rPr>
-        <w:t xml:space="preserve">Python Pandas</w:t>
+        <w:t>Python Pandas</w:t>
       </w:r>
       <w:r>
         <w:rPr>
@@ -1600,7 +1583,7 @@
           <w:szCs w:val="22"/>
           <w:lang w:val="en-US"/>
         </w:rPr>
-        <w:t xml:space="preserve">Market Basket Analysis</w:t>
+        <w:t>Market Basket Analysis</w:t>
       </w:r>
       <w:r>
         <w:rPr>
@@ -1620,16 +1603,16 @@
           <w:szCs w:val="22"/>
           <w:lang w:val="en-US"/>
         </w:rPr>
-        <w:t xml:space="preserve">Apriori Algorithm</w:t>
-      </w:r>
-      <w:r>
-        <w:rPr>
-          <w:rFonts w:ascii="Times New Roman" w:hAnsi="Times New Roman" w:cs="Times New Roman"/>
-          <w:sz w:val="22"/>
-          <w:szCs w:val="22"/>
-          <w:lang w:val="en-US"/>
-        </w:rPr>
-        <w:t xml:space="preserve">), handing the insights to the marketing team.</w:t>
+        <w:t>Apriori Algorithm</w:t>
+      </w:r>
+      <w:r>
+        <w:rPr>
+          <w:rFonts w:ascii="Times New Roman" w:hAnsi="Times New Roman" w:cs="Times New Roman"/>
+          <w:sz w:val="22"/>
+          <w:szCs w:val="22"/>
+          <w:lang w:val="en-US"/>
+        </w:rPr>
+        <w:t>), handing the insights to the marketing team.</w:t>
       </w:r>
     </w:p>
     <w:p>
@@ -1651,7 +1634,7 @@
           <w:bCs/>
           <w:lang w:val="en-US"/>
         </w:rPr>
-        <w:t xml:space="preserve">Data Engineer</w:t>
+        <w:t>Data Engineer</w:t>
       </w:r>
     </w:p>
     <w:p>
@@ -1682,7 +1665,7 @@
           <w:sz w:val="22"/>
           <w:szCs w:val="22"/>
         </w:rPr>
-        <w:t xml:space="preserve">Normalized SQL Schema</w:t>
+        <w:t>Normalized SQL Schema</w:t>
       </w:r>
       <w:r>
         <w:rPr>
@@ -1700,7 +1683,7 @@
           <w:sz w:val="22"/>
           <w:szCs w:val="22"/>
         </w:rPr>
-        <w:t xml:space="preserve">PostgreSQL</w:t>
+        <w:t>PostgreSQL</w:t>
       </w:r>
       <w:r>
         <w:rPr>
@@ -1718,7 +1701,7 @@
           <w:sz w:val="22"/>
           <w:szCs w:val="22"/>
         </w:rPr>
-        <w:t xml:space="preserve">Python</w:t>
+        <w:t>Python</w:t>
       </w:r>
       <w:r>
         <w:rPr>
@@ -1736,7 +1719,7 @@
           <w:sz w:val="22"/>
           <w:szCs w:val="22"/>
         </w:rPr>
-        <w:t xml:space="preserve">Morningstar API</w:t>
+        <w:t>Morningstar API</w:t>
       </w:r>
       <w:r>
         <w:rPr>
@@ -1780,7 +1763,7 @@
           <w:szCs w:val="22"/>
           <w:lang w:val="en-US"/>
         </w:rPr>
-        <w:t xml:space="preserve">Optimized SQL</w:t>
+        <w:t>Optimized SQL</w:t>
       </w:r>
       <w:r>
         <w:rPr>
@@ -1800,7 +1783,7 @@
           <w:szCs w:val="22"/>
           <w:lang w:val="en-US"/>
         </w:rPr>
-        <w:t xml:space="preserve">SQL Functions</w:t>
+        <w:t>SQL Functions</w:t>
       </w:r>
       <w:r>
         <w:rPr>
@@ -1820,7 +1803,7 @@
           <w:szCs w:val="22"/>
           <w:lang w:val="en-US"/>
         </w:rPr>
-        <w:t xml:space="preserve">Procedures</w:t>
+        <w:t>Procedures</w:t>
       </w:r>
       <w:r>
         <w:rPr>
@@ -1851,7 +1834,7 @@
           <w:bCs/>
           <w:lang w:val="en-US"/>
         </w:rPr>
-        <w:t xml:space="preserve">MLOps &amp; Security</w:t>
+        <w:t>MLOps &amp; Security</w:t>
       </w:r>
     </w:p>
     <w:p>
@@ -1882,7 +1865,7 @@
           <w:sz w:val="22"/>
           <w:szCs w:val="22"/>
         </w:rPr>
-        <w:t xml:space="preserve">EC2, S3, ECR and Lambda</w:t>
+        <w:t>EC2, S3, ECR and Lambda</w:t>
       </w:r>
       <w:r>
         <w:rPr>
@@ -1900,7 +1883,7 @@
           <w:sz w:val="22"/>
           <w:szCs w:val="22"/>
         </w:rPr>
-        <w:t xml:space="preserve">Docker</w:t>
+        <w:t>Docker</w:t>
       </w:r>
       <w:r>
         <w:rPr>
@@ -1939,7 +1922,7 @@
           <w:sz w:val="22"/>
           <w:szCs w:val="22"/>
         </w:rPr>
-        <w:t xml:space="preserve">RBAC</w:t>
+        <w:t>RBAC</w:t>
       </w:r>
       <w:r>
         <w:rPr>
@@ -1957,7 +1940,7 @@
           <w:sz w:val="22"/>
           <w:szCs w:val="22"/>
         </w:rPr>
-        <w:t xml:space="preserve">Python</w:t>
+        <w:t>Python</w:t>
       </w:r>
       <w:r>
         <w:rPr>
@@ -1975,7 +1958,7 @@
           <w:sz w:val="22"/>
           <w:szCs w:val="22"/>
         </w:rPr>
-        <w:t xml:space="preserve">LDAP</w:t>
+        <w:t>LDAP</w:t>
       </w:r>
       <w:r>
         <w:rPr>
@@ -1993,15 +1976,15 @@
           <w:sz w:val="22"/>
           <w:szCs w:val="22"/>
         </w:rPr>
-        <w:t xml:space="preserve">AWS Security Groups</w:t>
-      </w:r>
-      <w:r>
-        <w:rPr>
-          <w:rFonts w:ascii="Times New Roman" w:hAnsi="Times New Roman" w:cs="Times New Roman"/>
-          <w:sz w:val="22"/>
-          <w:szCs w:val="22"/>
-        </w:rPr>
-        <w:t xml:space="preserve">.</w:t>
+        <w:t>AWS Security Groups</w:t>
+      </w:r>
+      <w:r>
+        <w:rPr>
+          <w:rFonts w:ascii="Times New Roman" w:hAnsi="Times New Roman" w:cs="Times New Roman"/>
+          <w:sz w:val="22"/>
+          <w:szCs w:val="22"/>
+        </w:rPr>
+        <w:t>.</w:t>
       </w:r>
     </w:p>
     <w:p>
@@ -2032,7 +2015,7 @@
           <w:sz w:val="22"/>
           <w:szCs w:val="22"/>
         </w:rPr>
-        <w:t xml:space="preserve">Nginx</w:t>
+        <w:t>Nginx</w:t>
       </w:r>
       <w:r>
         <w:rPr>
@@ -2050,15 +2033,15 @@
           <w:sz w:val="22"/>
           <w:szCs w:val="22"/>
         </w:rPr>
-        <w:t xml:space="preserve">VAPT</w:t>
-      </w:r>
-      <w:r>
-        <w:rPr>
-          <w:rFonts w:ascii="Times New Roman" w:hAnsi="Times New Roman" w:cs="Times New Roman"/>
-          <w:sz w:val="22"/>
-          <w:szCs w:val="22"/>
-        </w:rPr>
-        <w:t xml:space="preserve">.</w:t>
+        <w:t>VAPT</w:t>
+      </w:r>
+      <w:r>
+        <w:rPr>
+          <w:rFonts w:ascii="Times New Roman" w:hAnsi="Times New Roman" w:cs="Times New Roman"/>
+          <w:sz w:val="22"/>
+          <w:szCs w:val="22"/>
+        </w:rPr>
+        <w:t>.</w:t>
       </w:r>
     </w:p>
     <w:p>
@@ -2094,7 +2077,7 @@
           <w:szCs w:val="22"/>
           <w:lang w:val="en-US"/>
         </w:rPr>
-        <w:t xml:space="preserve">one-click deployment</w:t>
+        <w:t>one-click deployment</w:t>
       </w:r>
       <w:r>
         <w:rPr>
@@ -2114,7 +2097,7 @@
           <w:szCs w:val="22"/>
           <w:lang w:val="en-US"/>
         </w:rPr>
-        <w:t xml:space="preserve">Jenkins</w:t>
+        <w:t>Jenkins</w:t>
       </w:r>
       <w:r>
         <w:rPr>
@@ -2134,7 +2117,7 @@
           <w:szCs w:val="22"/>
           <w:lang w:val="en-US"/>
         </w:rPr>
-        <w:t xml:space="preserve">GitLab</w:t>
+        <w:t>GitLab</w:t>
       </w:r>
       <w:r>
         <w:rPr>
@@ -2154,16 +2137,16 @@
           <w:szCs w:val="22"/>
           <w:lang w:val="en-US"/>
         </w:rPr>
-        <w:t xml:space="preserve">CI/CD pipeline</w:t>
-      </w:r>
-      <w:r>
-        <w:rPr>
-          <w:rFonts w:ascii="Times New Roman" w:hAnsi="Times New Roman" w:cs="Times New Roman"/>
-          <w:sz w:val="22"/>
-          <w:szCs w:val="22"/>
-          <w:lang w:val="en-US"/>
-        </w:rPr>
-        <w:t xml:space="preserve">.</w:t>
+        <w:t>CI/CD pipeline</w:t>
+      </w:r>
+      <w:r>
+        <w:rPr>
+          <w:rFonts w:ascii="Times New Roman" w:hAnsi="Times New Roman" w:cs="Times New Roman"/>
+          <w:sz w:val="22"/>
+          <w:szCs w:val="22"/>
+          <w:lang w:val="en-US"/>
+        </w:rPr>
+        <w:t>.</w:t>
       </w:r>
     </w:p>
     <w:p>
@@ -2187,7 +2170,6 @@
           <w:szCs w:val="28"/>
           <w:lang w:val="en-US"/>
         </w:rPr>
-        <w:lastRenderedPageBreak/>
         <w:t>PROJECTS</w:t>
       </w:r>
     </w:p>
@@ -2214,16 +2196,67 @@
           <w:szCs w:val="22"/>
           <w:lang w:val="en-US"/>
         </w:rPr>
-        <w:t xml:space="preserve">University of Bristol MSc. Data Science Dissertation in partnership with AstraZeneca:</w:t>
-      </w:r>
-      <w:r>
-        <w:rPr>
-          <w:rFonts w:ascii="Times New Roman" w:hAnsi="Times New Roman" w:cs="Times New Roman"/>
-          <w:sz w:val="22"/>
-          <w:szCs w:val="22"/>
-          <w:lang w:val="en-US"/>
-        </w:rPr>
-        <w:t xml:space="preserve"> CellLineSelector (Team project, co-built. Data preprocessing pipeline, scoring algorithm and RAG-based AI assistant for a tool that ranks cancer cell lines by target inclusion and exclusion genes; validated and refined with feedback from AstraZeneca scientists.) | GitHub:  https://github.com/Arishtanemi4/az-team25.git | Demo: http://celllineselector-frontend-408937187029.s3-website.eu-west-2.amazonaws.com/</w:t>
+        <w:t>University of Bristol MSc. Data Science Dissertation in partnership with AstraZeneca:</w:t>
+      </w:r>
+      <w:r>
+        <w:rPr>
+          <w:rFonts w:ascii="Times New Roman" w:hAnsi="Times New Roman" w:cs="Times New Roman"/>
+          <w:sz w:val="22"/>
+          <w:szCs w:val="22"/>
+          <w:lang w:val="en-US"/>
+        </w:rPr>
+        <w:t xml:space="preserve"> CellLineSelector (Team project, co-built. Data preprocessing pipeline, scoring algorithm and RAG-based AI assistant for a tool that ranks cancer cell lines by target inclusion and exclusion genes; validated and refined with feedback from AstraZeneca scientists.) | GitHub:  </w:t>
+      </w:r>
+      <w:hyperlink r:id="rId10" w:history="1">
+        <w:r>
+          <w:rPr>
+            <w:rStyle w:val="Hyperlink"/>
+            <w:rFonts w:ascii="Times New Roman" w:hAnsi="Times New Roman" w:cs="Times New Roman"/>
+            <w:sz w:val="22"/>
+            <w:szCs w:val="22"/>
+            <w:lang w:val="en-US"/>
+          </w:rPr>
+          <w:t>https://github.com/Arishtanemi4/az-team25.git</w:t>
+        </w:r>
+      </w:hyperlink>
+      <w:r>
+        <w:rPr>
+          <w:rFonts w:ascii="Times New Roman" w:hAnsi="Times New Roman" w:cs="Times New Roman"/>
+          <w:sz w:val="22"/>
+          <w:szCs w:val="22"/>
+          <w:lang w:val="en-US"/>
+        </w:rPr>
+        <w:t xml:space="preserve"> </w:t>
+      </w:r>
+      <w:r>
+        <w:rPr>
+          <w:rFonts w:ascii="Times New Roman" w:hAnsi="Times New Roman" w:cs="Times New Roman"/>
+          <w:sz w:val="22"/>
+          <w:szCs w:val="22"/>
+          <w:lang w:val="en-US"/>
+        </w:rPr>
+        <w:t xml:space="preserve">| Demo: </w:t>
+      </w:r>
+      <w:hyperlink r:id="rId11" w:history="1">
+        <w:r>
+          <w:rPr>
+            <w:rStyle w:val="Hyperlink"/>
+            <w:rFonts w:ascii="Times New Roman" w:hAnsi="Times New Roman" w:cs="Times New Roman"/>
+            <w:sz w:val="22"/>
+            <w:szCs w:val="22"/>
+            <w:lang w:val="en-US"/>
+          </w:rPr>
+          <w:t>http://celllineselector-frontend-408937187029.s3-website.eu-west-2.amazonaws.com/</w:t>
+        </w:r>
+      </w:hyperlink>
+      <w:r>
+        <w:rPr>
+          <w:rFonts w:ascii="Times New Roman" w:hAnsi="Times New Roman" w:cs="Times New Roman"/>
+          <w:sz w:val="22"/>
+          <w:szCs w:val="22"/>
+          <w:lang w:val="en-US"/>
+        </w:rPr>
+        <w:t xml:space="preserve"> </w:t>
       </w:r>
     </w:p>
     <w:p>
@@ -2249,16 +2282,46 @@
           <w:szCs w:val="22"/>
           <w:lang w:val="en-US"/>
         </w:rPr>
-        <w:t xml:space="preserve">University of Bristol MSc Applied Data Science Group Project:</w:t>
-      </w:r>
-      <w:r>
-        <w:rPr>
-          <w:rFonts w:ascii="Times New Roman" w:hAnsi="Times New Roman" w:cs="Times New Roman"/>
-          <w:sz w:val="22"/>
-          <w:szCs w:val="22"/>
-          <w:lang w:val="en-US"/>
-        </w:rPr>
-        <w:t xml:space="preserve"> VisionCaptioner (Team project. Multi-phase architecture study comparing CNN/ViT/ResNet encoders and LSTM/attention decoders for generating natural-language image descriptions, benchmarked against BLIP/SigLIP and commercial VLMs.) | GitHub: https://github.com/Arishtanemi4/ata-team30.git </w:t>
+        <w:t>University of Bristol MSc Applied Data Science Group Project:</w:t>
+      </w:r>
+      <w:r>
+        <w:rPr>
+          <w:rFonts w:ascii="Times New Roman" w:hAnsi="Times New Roman" w:cs="Times New Roman"/>
+          <w:sz w:val="22"/>
+          <w:szCs w:val="22"/>
+          <w:lang w:val="en-US"/>
+        </w:rPr>
+        <w:t xml:space="preserve"> VisionCaptioner (Team project. Multi-phase architecture study comparing CNN/ViT/ResNet encoders and LSTM/attention decoders for generating natural-language image descriptions, benchmarked against BLIP/SigLIP and commercial VLMs.) | GitHub: </w:t>
+      </w:r>
+      <w:hyperlink r:id="rId12" w:history="1">
+        <w:r>
+          <w:rPr>
+            <w:rStyle w:val="Hyperlink"/>
+            <w:rFonts w:ascii="Times New Roman" w:hAnsi="Times New Roman" w:cs="Times New Roman"/>
+            <w:sz w:val="22"/>
+            <w:szCs w:val="22"/>
+            <w:lang w:val="en-US"/>
+          </w:rPr>
+          <w:t>https://github.com/Arishtanemi4/ata-team30.git</w:t>
+        </w:r>
+      </w:hyperlink>
+      <w:r>
+        <w:rPr>
+          <w:rFonts w:ascii="Times New Roman" w:hAnsi="Times New Roman" w:cs="Times New Roman"/>
+          <w:sz w:val="22"/>
+          <w:szCs w:val="22"/>
+          <w:lang w:val="en-US"/>
+        </w:rPr>
+        <w:t xml:space="preserve"> </w:t>
+      </w:r>
+      <w:r>
+        <w:rPr>
+          <w:rFonts w:ascii="Times New Roman" w:hAnsi="Times New Roman" w:cs="Times New Roman"/>
+          <w:sz w:val="22"/>
+          <w:szCs w:val="22"/>
+          <w:lang w:val="en-US"/>
+        </w:rPr>
+        <w:t xml:space="preserve"> </w:t>
       </w:r>
     </w:p>
     <w:p>
@@ -2289,7 +2352,7 @@
           <w:szCs w:val="22"/>
           <w:lang w:val="en-US"/>
         </w:rPr>
-        <w:t xml:space="preserve">Pauti:</w:t>
+        <w:t>Pauti:</w:t>
       </w:r>
       <w:r>
         <w:rPr>
@@ -2309,16 +2372,46 @@
           <w:szCs w:val="22"/>
           <w:lang w:val="en-US"/>
         </w:rPr>
-        <w:t xml:space="preserve">CRDT</w:t>
-      </w:r>
-      <w:r>
-        <w:rPr>
-          <w:rFonts w:ascii="Times New Roman" w:hAnsi="Times New Roman" w:cs="Times New Roman"/>
-          <w:sz w:val="22"/>
-          <w:szCs w:val="22"/>
-          <w:lang w:val="en-US"/>
-        </w:rPr>
-        <w:t xml:space="preserve"> architecture.) | GitHub: https://github.com/Arishtanemi4/pauti.git </w:t>
+        <w:t>CRDT</w:t>
+      </w:r>
+      <w:r>
+        <w:rPr>
+          <w:rFonts w:ascii="Times New Roman" w:hAnsi="Times New Roman" w:cs="Times New Roman"/>
+          <w:sz w:val="22"/>
+          <w:szCs w:val="22"/>
+          <w:lang w:val="en-US"/>
+        </w:rPr>
+        <w:t xml:space="preserve"> architecture.) | GitHub: </w:t>
+      </w:r>
+      <w:hyperlink r:id="rId13" w:history="1">
+        <w:r>
+          <w:rPr>
+            <w:rStyle w:val="Hyperlink"/>
+            <w:rFonts w:ascii="Times New Roman" w:hAnsi="Times New Roman" w:cs="Times New Roman"/>
+            <w:sz w:val="22"/>
+            <w:szCs w:val="22"/>
+            <w:lang w:val="en-US"/>
+          </w:rPr>
+          <w:t>https://github.com/Arishtanemi4/pauti.git</w:t>
+        </w:r>
+      </w:hyperlink>
+      <w:r>
+        <w:rPr>
+          <w:rFonts w:ascii="Times New Roman" w:hAnsi="Times New Roman" w:cs="Times New Roman"/>
+          <w:sz w:val="22"/>
+          <w:szCs w:val="22"/>
+          <w:lang w:val="en-US"/>
+        </w:rPr>
+        <w:t xml:space="preserve"> </w:t>
+      </w:r>
+      <w:r>
+        <w:rPr>
+          <w:rFonts w:ascii="Times New Roman" w:hAnsi="Times New Roman" w:cs="Times New Roman"/>
+          <w:sz w:val="22"/>
+          <w:szCs w:val="22"/>
+          <w:lang w:val="en-US"/>
+        </w:rPr>
+        <w:t xml:space="preserve"> </w:t>
       </w:r>
     </w:p>
     <w:p>
@@ -2368,16 +2461,46 @@
           <w:szCs w:val="22"/>
           <w:lang w:val="en-US"/>
         </w:rPr>
-        <w:t xml:space="preserve">Encode Vibe Coding Hackathon:</w:t>
-      </w:r>
-      <w:r>
-        <w:rPr>
-          <w:rFonts w:ascii="Times New Roman" w:hAnsi="Times New Roman" w:cs="Times New Roman"/>
-          <w:sz w:val="22"/>
-          <w:szCs w:val="22"/>
-          <w:lang w:val="en-US"/>
-        </w:rPr>
-        <w:t xml:space="preserve"> Codeplain.ai track 2nd place winner. (Wingman.ai – An AI powered dating app simulation using codeplain’s spec-driven framework) | GitHub: https://github.com/Arishtanemi4/wingman-codeplain.git </w:t>
+        <w:t>Encode Vibe Coding Hackathon:</w:t>
+      </w:r>
+      <w:r>
+        <w:rPr>
+          <w:rFonts w:ascii="Times New Roman" w:hAnsi="Times New Roman" w:cs="Times New Roman"/>
+          <w:sz w:val="22"/>
+          <w:szCs w:val="22"/>
+          <w:lang w:val="en-US"/>
+        </w:rPr>
+        <w:t xml:space="preserve"> Codeplain.ai track 2nd place winner. (Wingman.ai – An AI powered dating app simulation using codeplain’s spec-driven framework) | GitHub: </w:t>
+      </w:r>
+      <w:hyperlink r:id="rId14" w:history="1">
+        <w:r>
+          <w:rPr>
+            <w:rStyle w:val="Hyperlink"/>
+            <w:rFonts w:ascii="Times New Roman" w:hAnsi="Times New Roman" w:cs="Times New Roman"/>
+            <w:sz w:val="22"/>
+            <w:szCs w:val="22"/>
+            <w:lang w:val="en-US"/>
+          </w:rPr>
+          <w:t>https://github.com/Arishtanemi4/wingman-codeplain.git</w:t>
+        </w:r>
+      </w:hyperlink>
+      <w:r>
+        <w:rPr>
+          <w:rFonts w:ascii="Times New Roman" w:hAnsi="Times New Roman" w:cs="Times New Roman"/>
+          <w:sz w:val="22"/>
+          <w:szCs w:val="22"/>
+          <w:lang w:val="en-US"/>
+        </w:rPr>
+        <w:t xml:space="preserve"> </w:t>
+      </w:r>
+      <w:r>
+        <w:rPr>
+          <w:rFonts w:ascii="Times New Roman" w:hAnsi="Times New Roman" w:cs="Times New Roman"/>
+          <w:sz w:val="22"/>
+          <w:szCs w:val="22"/>
+          <w:lang w:val="en-US"/>
+        </w:rPr>
+        <w:t xml:space="preserve"> </w:t>
       </w:r>
     </w:p>
     <w:p>
@@ -2403,16 +2526,46 @@
           <w:szCs w:val="22"/>
           <w:lang w:val="en-US"/>
         </w:rPr>
-        <w:t xml:space="preserve">Project Hack 27</w:t>
-      </w:r>
-      <w:r>
-        <w:rPr>
-          <w:rFonts w:ascii="Times New Roman" w:hAnsi="Times New Roman" w:cs="Times New Roman"/>
-          <w:sz w:val="22"/>
-          <w:szCs w:val="22"/>
-          <w:lang w:val="en-US"/>
-        </w:rPr>
-        <w:t xml:space="preserve">: Rolls Royce Derby 4th Place winner. (Human Centric Data Analytics tool to predict the competition winner based on human wellbeing and psychological temperament survey data.) | GitHub: https://github.com/Arishtanemi4/team-4b.git </w:t>
+        <w:t>Project Hack 27</w:t>
+      </w:r>
+      <w:r>
+        <w:rPr>
+          <w:rFonts w:ascii="Times New Roman" w:hAnsi="Times New Roman" w:cs="Times New Roman"/>
+          <w:sz w:val="22"/>
+          <w:szCs w:val="22"/>
+          <w:lang w:val="en-US"/>
+        </w:rPr>
+        <w:t xml:space="preserve">: Rolls Royce Derby 4th Place winner. (Human Centric Data Analytics tool to predict the competition winner based on human wellbeing and psychological temperament survey data.) | GitHub: </w:t>
+      </w:r>
+      <w:hyperlink r:id="rId15" w:history="1">
+        <w:r>
+          <w:rPr>
+            <w:rStyle w:val="Hyperlink"/>
+            <w:rFonts w:ascii="Times New Roman" w:hAnsi="Times New Roman" w:cs="Times New Roman"/>
+            <w:sz w:val="22"/>
+            <w:szCs w:val="22"/>
+            <w:lang w:val="en-US"/>
+          </w:rPr>
+          <w:t>https://github.com/Arishtanemi4/team-4b.git</w:t>
+        </w:r>
+      </w:hyperlink>
+      <w:r>
+        <w:rPr>
+          <w:rFonts w:ascii="Times New Roman" w:hAnsi="Times New Roman" w:cs="Times New Roman"/>
+          <w:sz w:val="22"/>
+          <w:szCs w:val="22"/>
+          <w:lang w:val="en-US"/>
+        </w:rPr>
+        <w:t xml:space="preserve"> </w:t>
+      </w:r>
+      <w:r>
+        <w:rPr>
+          <w:rFonts w:ascii="Times New Roman" w:hAnsi="Times New Roman" w:cs="Times New Roman"/>
+          <w:sz w:val="22"/>
+          <w:szCs w:val="22"/>
+          <w:lang w:val="en-US"/>
+        </w:rPr>
+        <w:t xml:space="preserve"> </w:t>
       </w:r>
     </w:p>
     <w:p>
@@ -2441,7 +2594,7 @@
           <w:szCs w:val="22"/>
           <w:lang w:val="en-US"/>
         </w:rPr>
-        <w:t xml:space="preserve">University of Bristol Datathon sponsored by Lloyd’s Bank:</w:t>
+        <w:t>University of Bristol Datathon sponsored by Lloyd’s Bank:</w:t>
       </w:r>
       <w:r>
         <w:rPr>
@@ -2509,7 +2662,7 @@
           <w:szCs w:val="22"/>
           <w:lang w:val="en-US"/>
         </w:rPr>
-        <w:t xml:space="preserve">Azure OpenAI, LlamaIndex, pgvector, Claude Code, Git, GitLab, AWS, Docker, Jenkins, Nginx, Linux, Jupyter, Anaconda, Power BI, VS Code.</w:t>
+        <w:t>Azure OpenAI, LlamaIndex, pgvector, Claude Code, Git, GitLab, AWS, Docker, Jenkins, Nginx, Linux, Jupyter, Anaconda, Power BI, VS Code.</w:t>
       </w:r>
     </w:p>
     <w:p>
@@ -2546,7 +2699,7 @@
           <w:szCs w:val="22"/>
           <w:lang w:val="en-US"/>
         </w:rPr>
-        <w:t xml:space="preserve">Python (pandas, FastAPI, scikit-learn), R (dplyr, tidyverse, ggplot2), NodeJS (express, ReactJS), Shell</w:t>
+        <w:t>Python (pandas, FastAPI, scikit-learn), R (dplyr, tidyverse, ggplot2), NodeJS (express, ReactJS), Shell</w:t>
       </w:r>
     </w:p>
     <w:p>
@@ -2577,7 +2730,7 @@
           <w:szCs w:val="22"/>
           <w:lang w:val="en-US"/>
         </w:rPr>
-        <w:t xml:space="preserve">Databases:</w:t>
+        <w:t>Databases:</w:t>
       </w:r>
       <w:r>
         <w:rPr>
